--- a/apps/web/src/features/resume/wilsonchow_resume_v3_frontend.docx
+++ b/apps/web/src/features/resume/wilsonchow_resume_v3_frontend.docx
@@ -93,7 +93,7 @@
           <w:color w:val="1A1A1A"/>
           <w:sz w:val="21"/>
         </w:rPr>
-        <w:t xml:space="preserve"> apps, plus the typed APIs those products run on. Cut critical-path load times by up to </w:t>
+        <w:t xml:space="preserve"> apps, plus the typed Node.js APIs those products run on. Cut critical-path load times by up to </w:t>
       </w:r>
       <w:r>
         <w:rPr>
@@ -369,7 +369,7 @@
           <w:color w:val="1A1A1A"/>
           <w:sz w:val="21"/>
         </w:rPr>
-        <w:t xml:space="preserve">Built typed APIs with Hono, Drizzle, OpenAPI, and tRPC on AWS Lambda / API Gateway (Postgres / DynamoDB / S3). Hardened the edge: strict CORS, trusted origins, WAF rate limits on auth routes, identity from the authorizer cookie — never a client-supplied user header. API keys, tokens, and credentials in SST Secret, not .env. GitHub Actions + SST for CI/CD — lint, typecheck, tests, and build before deploy — cutting deploy time by </w:t>
+        <w:t xml:space="preserve">Built typed Node.js APIs with Hono, Drizzle / Prisma, OpenAPI, and tRPC on AWS Lambda / API Gateway (Postgres / DynamoDB / S3). Hardened the edge: strict CORS, trusted origins, WAF rate limits on auth routes, identity from the authorizer cookie — never a client-supplied user header. API keys, tokens, and credentials in SST Secret, not .env. GitHub Actions + SST for CI/CD — lint, typecheck, tests, and build before deploy — cutting deploy time by </w:t>
       </w:r>
       <w:r>
         <w:rPr>
@@ -388,6 +388,22 @@
           <w:sz w:val="21"/>
         </w:rPr>
         <w:t xml:space="preserve">.</w:t>
+      </w:r>
+    </w:p>
+    <w:p>
+      <w:pPr>
+        <w:pStyle w:val="ListBullet"/>
+        <w:spacing w:after="30" w:before="0"/>
+        <w:ind w:left="288"/>
+      </w:pPr>
+      <w:r>
+        <w:rPr>
+          <w:rFonts w:ascii="Calibri" w:hAnsi="Calibri" w:eastAsia="Calibri"/>
+          <w:b w:val="0"/>
+          <w:color w:val="1A1A1A"/>
+          <w:sz w:val="21"/>
+        </w:rPr>
+        <w:t xml:space="preserve">Mentored summer interns and junior developers through pairing, code reviews, and shipping production work.</w:t>
       </w:r>
     </w:p>
     <w:p>
@@ -910,7 +926,7 @@
           <w:color w:val="1A1A1A"/>
           <w:sz w:val="21"/>
         </w:rPr>
-        <w:t xml:space="preserve">Hono, Drizzle, OpenAPI, tRPC, Postgres, DynamoDB, Better Auth</w:t>
+        <w:t xml:space="preserve">Hono, Drizzle, Prisma, OpenAPI, tRPC, Postgres, DynamoDB, Better Auth</w:t>
       </w:r>
     </w:p>
     <w:p>
@@ -1150,41 +1166,7 @@
           <w:color w:val="1A1A1A"/>
           <w:sz w:val="21"/>
         </w:rPr>
-        <w:t xml:space="preserve">Registered Pharmacist, GPhC, 2021 – Present</w:t>
-      </w:r>
-    </w:p>
-    <w:p>
-      <w:pPr>
-        <w:pStyle w:val="ListBullet"/>
-        <w:spacing w:after="30" w:before="0"/>
-        <w:ind w:left="288"/>
-      </w:pPr>
-      <w:r>
-        <w:rPr>
-          <w:rFonts w:ascii="Calibri" w:hAnsi="Calibri" w:eastAsia="Calibri"/>
-          <w:b w:val="0"/>
-          <w:color w:val="1A1A1A"/>
-          <w:sz w:val="21"/>
-        </w:rPr>
-        <w:t xml:space="preserve">Equivalent industry experience: 5 years shipping </w:t>
-      </w:r>
-      <w:r>
-        <w:rPr>
-          <w:rFonts w:ascii="Calibri" w:hAnsi="Calibri" w:eastAsia="Calibri"/>
-          <w:b/>
-          <w:color w:val="1A1A1A"/>
-          <w:sz w:val="21"/>
-        </w:rPr>
-        <w:t xml:space="preserve">15+</w:t>
-      </w:r>
-      <w:r>
-        <w:rPr>
-          <w:rFonts w:ascii="Calibri" w:hAnsi="Calibri" w:eastAsia="Calibri"/>
-          <w:b w:val="0"/>
-          <w:color w:val="1A1A1A"/>
-          <w:sz w:val="21"/>
-        </w:rPr>
-        <w:t xml:space="preserve"> production products; AWS Solutions Architect Associate. Pharmacy practice is a regulated, high-stakes domain — used to compliance constraints on product decisions.</w:t>
+        <w:t xml:space="preserve">Career switch from pharmacy after finding a passion for building apps and systems</w:t>
       </w:r>
     </w:p>
     <w:sectPr>

--- a/apps/web/src/features/resume/wilsonchow_resume_v3_frontend.docx
+++ b/apps/web/src/features/resume/wilsonchow_resume_v3_frontend.docx
@@ -75,7 +75,7 @@
           <w:color w:val="1A1A1A"/>
           <w:sz w:val="21"/>
         </w:rPr>
-        <w:t xml:space="preserve">Frontend software engineer with 5 years of experience shipping React / React Native consumer products from Figma through production — including zero-to-one launches and multi-year evolution of </w:t>
+        <w:t xml:space="preserve">Frontend software engineer with 5 years delivering medium-to-large production initiatives in a fast-paced, multi-client environment — React / React Native consumer products from Figma through production, plus the typed Node.js APIs those products run on. Zero-to-one and multi-year evolution of </w:t>
       </w:r>
       <w:r>
         <w:rPr>
@@ -93,7 +93,7 @@
           <w:color w:val="1A1A1A"/>
           <w:sz w:val="21"/>
         </w:rPr>
-        <w:t xml:space="preserve"> apps, plus the typed Node.js APIs those products run on. Cut critical-path load times by up to </w:t>
+        <w:t xml:space="preserve"> apps, including App Store / Play Store releases. Cut critical-path load times by up to </w:t>
       </w:r>
       <w:r>
         <w:rPr>
@@ -129,7 +129,7 @@
           <w:color w:val="1A1A1A"/>
           <w:sz w:val="21"/>
         </w:rPr>
-        <w:t xml:space="preserve">. Currently leading the client surface of a multi-channel agent platform: chat, tool-invocation, and file-mention UIs on durable, interruptible agent runs. Daily workflow includes Cursor / AI-assisted development. AWS Solutions Architect Associate.</w:t>
+        <w:t xml:space="preserve">. Currently leading the client surface of a multi-channel Generative AI agent platform: chat, tool-invocation, and file-mention UIs on durable, interruptible agent runs. Daily workflow includes Cursor / AI-assisted development. AWS Solutions Architect Associate.</w:t>
       </w:r>
     </w:p>
     <w:p>
@@ -201,7 +201,7 @@
           <w:color w:val="4A4A4A"/>
           <w:sz w:val="20"/>
         </w:rPr>
-        <w:t xml:space="preserve">Primary engineer for concurrent client products — Figma through production UI and the APIs behind it, partnering with stakeholders to scope UX and ship releases.</w:t>
+        <w:t xml:space="preserve">Primary engineer for concurrent client products — Figma through production UI and the APIs behind it, partnering with technical and non-technical stakeholders to scope UX and ship reliable, usable releases.</w:t>
       </w:r>
     </w:p>
     <w:p>
@@ -235,7 +235,7 @@
           <w:color w:val="1A1A1A"/>
           <w:sz w:val="21"/>
         </w:rPr>
-        <w:t xml:space="preserve"> production React / React Native apps from zero-to-one and over multiple years, including high-fidelity Figma design and shared design systems reused across client work.</w:t>
+        <w:t xml:space="preserve"> production React / React Native apps from zero-to-one and over multiple years, including high-fidelity Figma design, shared design systems reused across client work, and App Store / Play Store releases.</w:t>
       </w:r>
     </w:p>
     <w:p>
@@ -251,7 +251,7 @@
           <w:color w:val="1A1A1A"/>
           <w:sz w:val="21"/>
         </w:rPr>
-        <w:t xml:space="preserve">Replaced a third-party WordPress stack with an in-house headless CMS (Strapi / Sanity) and search (Meilisearch / Algolia) so publishing continued through the transition: cut load time by </w:t>
+        <w:t xml:space="preserve">Replaced a third-party WordPress stack with an in-house headless CMS (Strapi / Sanity) and search (Meilisearch / Algolia) in a Turborepo, deployed with SST, so publishing continued through the transition: cut load time by </w:t>
       </w:r>
       <w:r>
         <w:rPr>
@@ -305,7 +305,7 @@
           <w:color w:val="1A1A1A"/>
           <w:sz w:val="21"/>
         </w:rPr>
-        <w:t xml:space="preserve">.</w:t>
+        <w:t xml:space="preserve">. Dockerized Node.js APIs and ran them on ECS Fargate; other workloads on Lambda / API Gateway. Familiar with Kubernetes from AWS Solutions Architect study; production containers are Docker on ECS, not self-managed K8s.</w:t>
       </w:r>
     </w:p>
     <w:p>
@@ -337,7 +337,7 @@
           <w:color w:val="1A1A1A"/>
           <w:sz w:val="21"/>
         </w:rPr>
-        <w:t xml:space="preserve">Built Next.js apps as isomorphic UI plus a BFF layer: SSR / ISR, aggregating Shopify GraphQL, CMS, and search APIs with caching. Independently debug Node runtime issues and production bottlenecks (Lighthouse, Sentry).</w:t>
+        <w:t xml:space="preserve">Built Next.js apps as isomorphic UI plus a BFF layer: SSR / ISR, aggregating Shopify GraphQL, CMS, and search APIs with caching. Independently debugged Node runtime issues and production bottlenecks across UI and API (Lighthouse, Sentry).</w:t>
       </w:r>
     </w:p>
     <w:p>
@@ -353,7 +353,7 @@
           <w:color w:val="1A1A1A"/>
           <w:sz w:val="21"/>
         </w:rPr>
-        <w:t xml:space="preserve">Modeled identity as reusable client states against a typed API: Better Auth sessions and org membership, OAuth 2.0 / OIDC, JWT / session lifecycle, RBAC — not nested auth conditionals. Sessions live in HttpOnly / Secure / SameSite cookies, not localStorage tokens.</w:t>
+        <w:t xml:space="preserve">Modeled identity as reusable client states against a typed API: Better Auth sessions and org membership, OAuth 2.0 / OIDC, JWT / session lifecycle, and RBAC. Sessions live in HttpOnly / Secure / SameSite cookies, not localStorage tokens.</w:t>
       </w:r>
     </w:p>
     <w:p>
@@ -369,7 +369,7 @@
           <w:color w:val="1A1A1A"/>
           <w:sz w:val="21"/>
         </w:rPr>
-        <w:t xml:space="preserve">Built typed Node.js APIs with Hono, Drizzle / Prisma, OpenAPI, and tRPC on AWS Lambda / API Gateway (Postgres / DynamoDB / S3). Hardened the edge: strict CORS, trusted origins, WAF rate limits on auth routes, identity from the authorizer cookie — never a client-supplied user header. API keys, tokens, and credentials in SST Secret, not .env. GitHub Actions + SST for CI/CD — lint, typecheck, tests, and build before deploy — cutting deploy time by </w:t>
+        <w:t xml:space="preserve">Built typed Node.js APIs with Hono, Drizzle / Prisma, OpenAPI, and tRPC. GitHub Actions + SST for CI/CD — lint, typecheck, tests, and build before deploy — cutting deploy time by </w:t>
       </w:r>
       <w:r>
         <w:rPr>
@@ -525,7 +525,7 @@
           <w:color w:val="1A1A1A"/>
           <w:sz w:val="21"/>
         </w:rPr>
-        <w:t xml:space="preserve">Owned the client contract; also ran Hono + Better Auth on ECS with Postgres / S3, and Mastra / RAG / evals behind the surface.</w:t>
+        <w:t xml:space="preserve">Owned the client contract for the SST / ECS Fargate API behind the surface.</w:t>
       </w:r>
     </w:p>
     <w:p>
@@ -743,7 +743,7 @@
           <w:color w:val="1A1A1A"/>
           <w:sz w:val="21"/>
         </w:rPr>
-        <w:t xml:space="preserve">Diagnosed production crashes, device compatibility, and performance bottlenecks independently via Sentry; maintained </w:t>
+        <w:t xml:space="preserve">Diagnosed production crashes, device compatibility, and performance bottlenecks independently via Sentry across app and API; maintained </w:t>
       </w:r>
       <w:r>
         <w:rPr>
@@ -752,7 +752,7 @@
           <w:color w:val="1A1A1A"/>
           <w:sz w:val="21"/>
         </w:rPr>
-        <w:t xml:space="preserve">&gt;99.5%</w:t>
+        <w:t xml:space="preserve">99%</w:t>
       </w:r>
       <w:r>
         <w:rPr>
@@ -926,7 +926,7 @@
           <w:color w:val="1A1A1A"/>
           <w:sz w:val="21"/>
         </w:rPr>
-        <w:t xml:space="preserve">Hono, Drizzle, Prisma, OpenAPI, tRPC, Postgres, DynamoDB, Better Auth</w:t>
+        <w:t xml:space="preserve">Hono, Drizzle, Prisma, OpenAPI, tRPC, Postgres, DynamoDB, Better Auth, Multitenancy</w:t>
       </w:r>
     </w:p>
     <w:p>
@@ -950,6 +950,29 @@
           <w:sz w:val="21"/>
         </w:rPr>
         <w:t xml:space="preserve">OAuth 2.0 / OIDC, JWT, HttpOnly cookies, CORS, RBAC, next-intl</w:t>
+      </w:r>
+    </w:p>
+    <w:p>
+      <w:pPr>
+        <w:spacing w:after="20" w:before="0"/>
+      </w:pPr>
+      <w:r>
+        <w:rPr>
+          <w:rFonts w:ascii="Calibri" w:hAnsi="Calibri" w:eastAsia="Calibri"/>
+          <w:b/>
+          <w:color w:val="1A1A1A"/>
+          <w:sz w:val="21"/>
+        </w:rPr>
+        <w:t xml:space="preserve">AI: </w:t>
+      </w:r>
+      <w:r>
+        <w:rPr>
+          <w:rFonts w:ascii="Calibri" w:hAnsi="Calibri" w:eastAsia="Calibri"/>
+          <w:b w:val="0"/>
+          <w:color w:val="1A1A1A"/>
+          <w:sz w:val="21"/>
+        </w:rPr>
+        <w:t xml:space="preserve">Mastra, Vercel AI SDK, Langchain, Pinecone, Strands, AWS Bedrock</w:t>
       </w:r>
     </w:p>
     <w:p>
@@ -1018,7 +1041,7 @@
           <w:color w:val="1A1A1A"/>
           <w:sz w:val="21"/>
         </w:rPr>
-        <w:t xml:space="preserve">SST, SST Secret, Docker, GitHub Actions, AWS</w:t>
+        <w:t xml:space="preserve">SST, Docker, ECS Fargate, GitHub Actions, AWS · Kubernetes (familiar)</w:t>
       </w:r>
     </w:p>
     <w:p>
@@ -1166,7 +1189,7 @@
           <w:color w:val="1A1A1A"/>
           <w:sz w:val="21"/>
         </w:rPr>
-        <w:t xml:space="preserve">Career switch from pharmacy after finding a passion for building apps and systems</w:t>
+        <w:t xml:space="preserve">Career switch from pharmacy — a regulated, high-stakes domain — after finding a passion for building apps and systems</w:t>
       </w:r>
     </w:p>
     <w:sectPr>

--- a/apps/web/src/features/resume/wilsonchow_resume_v3_frontend.docx
+++ b/apps/web/src/features/resume/wilsonchow_resume_v3_frontend.docx
@@ -14,7 +14,7 @@
           <w:color w:val="1A1A1A"/>
           <w:sz w:val="44"/>
         </w:rPr>
-        <w:t xml:space="preserve">Wilson Chow</w:t>
+        <w:t xml:space="preserve">Wilson, Chow Sin Long</w:t>
       </w:r>
     </w:p>
     <w:p>
